--- a/lab-03/report.docx
+++ b/lab-03/report.docx
@@ -5649,10 +5649,10 @@
           <w:szCs w:val="28"/>
         </w:rPr>
         <w:drawing>
-          <wp:inline distT="0" distB="0" distL="0" distR="0" wp14:anchorId="650FE374" wp14:editId="336F34CE">
-            <wp:extent cx="6119495" cy="3164205"/>
-            <wp:effectExtent l="0" t="0" r="1905" b="0"/>
-            <wp:docPr id="67" name="Рисунок 67"/>
+          <wp:inline distT="0" distB="0" distL="0" distR="0" wp14:anchorId="30A9082D" wp14:editId="60F659A9">
+            <wp:extent cx="6119495" cy="173990"/>
+            <wp:effectExtent l="0" t="0" r="1905" b="3810"/>
+            <wp:docPr id="2" name="Рисунок 2"/>
             <wp:cNvGraphicFramePr>
               <a:graphicFrameLocks xmlns:a="http://schemas.openxmlformats.org/drawingml/2006/main" noChangeAspect="1"/>
             </wp:cNvGraphicFramePr>
@@ -5660,11 +5660,11 @@
               <a:graphicData uri="http://schemas.openxmlformats.org/drawingml/2006/picture">
                 <pic:pic xmlns:pic="http://schemas.openxmlformats.org/drawingml/2006/picture">
                   <pic:nvPicPr>
-                    <pic:cNvPr id="67" name="Рисунок 67"/>
+                    <pic:cNvPr id="2" name="Рисунок 2"/>
                     <pic:cNvPicPr/>
                   </pic:nvPicPr>
                   <pic:blipFill>
-                    <a:blip r:embed="rId37" cstate="print">
+                    <a:blip r:embed="rId37">
                       <a:extLst>
                         <a:ext uri="{28A0092B-C50C-407E-A947-70E740481C1C}">
                           <a14:useLocalDpi xmlns:a14="http://schemas.microsoft.com/office/drawing/2010/main" val="0"/>
@@ -5678,7 +5678,7 @@
                   <pic:spPr>
                     <a:xfrm>
                       <a:off x="0" y="0"/>
-                      <a:ext cx="6119495" cy="3164205"/>
+                      <a:ext cx="6119495" cy="173990"/>
                     </a:xfrm>
                     <a:prstGeom prst="rect">
                       <a:avLst/>
@@ -5707,7 +5707,71 @@
           <w:sz w:val="28"/>
           <w:szCs w:val="28"/>
         </w:rPr>
-        <w:t>Таким образом, затраты проекта составляют 49090,48 рублей, трудозатраты – 9518 часов, а срок завершения проекта – 29.0</w:t>
+        <w:t>Таким образом, затраты проекта составляют 4</w:t>
+      </w:r>
+      <w:r>
+        <w:rPr>
+          <w:iCs/>
+          <w:sz w:val="28"/>
+          <w:szCs w:val="28"/>
+        </w:rPr>
+        <w:t>8647</w:t>
+      </w:r>
+      <w:r>
+        <w:rPr>
+          <w:iCs/>
+          <w:sz w:val="28"/>
+          <w:szCs w:val="28"/>
+        </w:rPr>
+        <w:t>,</w:t>
+      </w:r>
+      <w:r>
+        <w:rPr>
+          <w:iCs/>
+          <w:sz w:val="28"/>
+          <w:szCs w:val="28"/>
+        </w:rPr>
+        <w:t>21</w:t>
+      </w:r>
+      <w:r>
+        <w:rPr>
+          <w:iCs/>
+          <w:sz w:val="28"/>
+          <w:szCs w:val="28"/>
+        </w:rPr>
+        <w:t xml:space="preserve"> рублей, трудозатраты – 9</w:t>
+      </w:r>
+      <w:r>
+        <w:rPr>
+          <w:iCs/>
+          <w:sz w:val="28"/>
+          <w:szCs w:val="28"/>
+        </w:rPr>
+        <w:t>278</w:t>
+      </w:r>
+      <w:r>
+        <w:rPr>
+          <w:iCs/>
+          <w:sz w:val="28"/>
+          <w:szCs w:val="28"/>
+        </w:rPr>
+        <w:t xml:space="preserve"> часов, а срок завершения проекта – 2</w:t>
+      </w:r>
+      <w:r>
+        <w:rPr>
+          <w:iCs/>
+          <w:sz w:val="28"/>
+          <w:szCs w:val="28"/>
+        </w:rPr>
+        <w:t>2</w:t>
+      </w:r>
+      <w:r>
+        <w:rPr>
+          <w:iCs/>
+          <w:sz w:val="28"/>
+          <w:szCs w:val="28"/>
+        </w:rPr>
+        <w:t>.0</w:t>
       </w:r>
       <w:r>
         <w:rPr>
@@ -5738,16 +5802,15 @@
       </w:pPr>
       <w:r>
         <w:rPr>
-          <w:rFonts w:ascii="SFRM1440" w:hAnsi="SFRM1440"/>
           <w:noProof/>
           <w:sz w:val="28"/>
           <w:szCs w:val="28"/>
         </w:rPr>
         <w:drawing>
-          <wp:inline distT="0" distB="0" distL="0" distR="0" wp14:anchorId="3821E9C1" wp14:editId="7F1FE8F7">
-            <wp:extent cx="6119495" cy="344805"/>
-            <wp:effectExtent l="0" t="0" r="1905" b="0"/>
-            <wp:docPr id="68" name="Рисунок 68"/>
+          <wp:inline distT="0" distB="0" distL="0" distR="0" wp14:anchorId="1386CEC6" wp14:editId="33A212D1">
+            <wp:extent cx="6119495" cy="253365"/>
+            <wp:effectExtent l="0" t="0" r="1905" b="635"/>
+            <wp:docPr id="4" name="Рисунок 4"/>
             <wp:cNvGraphicFramePr>
               <a:graphicFrameLocks xmlns:a="http://schemas.openxmlformats.org/drawingml/2006/main" noChangeAspect="1"/>
             </wp:cNvGraphicFramePr>
@@ -5755,7 +5818,7 @@
               <a:graphicData uri="http://schemas.openxmlformats.org/drawingml/2006/picture">
                 <pic:pic xmlns:pic="http://schemas.openxmlformats.org/drawingml/2006/picture">
                   <pic:nvPicPr>
-                    <pic:cNvPr id="68" name="Рисунок 68"/>
+                    <pic:cNvPr id="4" name="Рисунок 4"/>
                     <pic:cNvPicPr/>
                   </pic:nvPicPr>
                   <pic:blipFill>
@@ -5773,7 +5836,7 @@
                   <pic:spPr>
                     <a:xfrm>
                       <a:off x="0" y="0"/>
-                      <a:ext cx="6119495" cy="344805"/>
+                      <a:ext cx="6119495" cy="253365"/>
                     </a:xfrm>
                     <a:prstGeom prst="rect">
                       <a:avLst/>
@@ -5926,7 +5989,6 @@
           <w:sz w:val="28"/>
           <w:szCs w:val="28"/>
         </w:rPr>
-        <w:lastRenderedPageBreak/>
         <w:t>После оптимизации</w:t>
       </w:r>
       <w:r>
@@ -5942,7 +6004,7 @@
       <w:pPr>
         <w:pStyle w:val="a5"/>
         <w:spacing w:line="360" w:lineRule="auto"/>
-        <w:jc w:val="both"/>
+        <w:jc w:val="center"/>
         <w:rPr>
           <w:sz w:val="28"/>
           <w:szCs w:val="28"/>
@@ -5953,13 +6015,12 @@
           <w:noProof/>
           <w:sz w:val="28"/>
           <w:szCs w:val="28"/>
-          <w:lang w:val="en-US"/>
         </w:rPr>
         <w:drawing>
-          <wp:inline distT="0" distB="0" distL="0" distR="0" wp14:anchorId="5EC94F2C" wp14:editId="4D181267">
-            <wp:extent cx="6119495" cy="2273935"/>
+          <wp:inline distT="0" distB="0" distL="0" distR="0" wp14:anchorId="2D657EBE" wp14:editId="69E83766">
+            <wp:extent cx="6119495" cy="2289175"/>
             <wp:effectExtent l="0" t="0" r="1905" b="0"/>
-            <wp:docPr id="70" name="Рисунок 70"/>
+            <wp:docPr id="5" name="Рисунок 5"/>
             <wp:cNvGraphicFramePr>
               <a:graphicFrameLocks xmlns:a="http://schemas.openxmlformats.org/drawingml/2006/main" noChangeAspect="1"/>
             </wp:cNvGraphicFramePr>
@@ -5967,7 +6028,7 @@
               <a:graphicData uri="http://schemas.openxmlformats.org/drawingml/2006/picture">
                 <pic:pic xmlns:pic="http://schemas.openxmlformats.org/drawingml/2006/picture">
                   <pic:nvPicPr>
-                    <pic:cNvPr id="70" name="Рисунок 70"/>
+                    <pic:cNvPr id="5" name="Рисунок 5"/>
                     <pic:cNvPicPr/>
                   </pic:nvPicPr>
                   <pic:blipFill>
@@ -5985,7 +6046,7 @@
                   <pic:spPr>
                     <a:xfrm>
                       <a:off x="0" y="0"/>
-                      <a:ext cx="6119495" cy="2273935"/>
+                      <a:ext cx="6119495" cy="2289175"/>
                     </a:xfrm>
                     <a:prstGeom prst="rect">
                       <a:avLst/>
@@ -6014,6 +6075,7 @@
           <w:sz w:val="28"/>
           <w:szCs w:val="28"/>
         </w:rPr>
+        <w:lastRenderedPageBreak/>
         <w:t xml:space="preserve">Изучив диаграммы, демонстрирующие распределения затрат и трудозатрат проекта, сделаны следующие выводы: </w:t>
       </w:r>
     </w:p>
@@ -6036,7 +6098,21 @@
           <w:sz w:val="28"/>
           <w:szCs w:val="28"/>
         </w:rPr>
-        <w:t>удалось сократить на 2% затраты группы “Программирование”;</w:t>
+        <w:t xml:space="preserve">удалось сократить на </w:t>
+      </w:r>
+      <w:r>
+        <w:rPr>
+          <w:sz w:val="28"/>
+          <w:szCs w:val="28"/>
+        </w:rPr>
+        <w:t>1</w:t>
+      </w:r>
+      <w:r>
+        <w:rPr>
+          <w:sz w:val="28"/>
+          <w:szCs w:val="28"/>
+        </w:rPr>
+        <w:t>% затраты группы “Программирование”;</w:t>
       </w:r>
     </w:p>
     <w:p>
@@ -6058,7 +6134,42 @@
           <w:sz w:val="28"/>
           <w:szCs w:val="28"/>
         </w:rPr>
-        <w:t>на 1% увеличились затраты групп “Анализ данных” и “Документация”;</w:t>
+        <w:t xml:space="preserve">на 1 </w:t>
+      </w:r>
+      <w:r>
+        <w:rPr>
+          <w:sz w:val="28"/>
+          <w:szCs w:val="28"/>
+        </w:rPr>
+        <w:t xml:space="preserve">% </w:t>
+      </w:r>
+      <w:r>
+        <w:rPr>
+          <w:sz w:val="28"/>
+          <w:szCs w:val="28"/>
+        </w:rPr>
+        <w:t xml:space="preserve">увеличились трудозатраты группы </w:t>
+      </w:r>
+      <w:r>
+        <w:rPr>
+          <w:sz w:val="28"/>
+          <w:szCs w:val="28"/>
+        </w:rPr>
+        <w:t>“</w:t>
+      </w:r>
+      <w:r>
+        <w:rPr>
+          <w:sz w:val="28"/>
+          <w:szCs w:val="28"/>
+        </w:rPr>
+        <w:t>Программирование</w:t>
+      </w:r>
+      <w:r>
+        <w:rPr>
+          <w:sz w:val="28"/>
+          <w:szCs w:val="28"/>
+        </w:rPr>
+        <w:t>”;</w:t>
       </w:r>
     </w:p>
     <w:p>
@@ -6080,7 +6191,95 @@
           <w:sz w:val="28"/>
           <w:szCs w:val="28"/>
         </w:rPr>
-        <w:t>удалось сократить на 1% трудозатраты группы “Ввод данных”;</w:t>
+        <w:t xml:space="preserve">удалось сократить на </w:t>
+      </w:r>
+      <w:r>
+        <w:rPr>
+          <w:sz w:val="28"/>
+          <w:szCs w:val="28"/>
+        </w:rPr>
+        <w:t xml:space="preserve">1% </w:t>
+      </w:r>
+      <w:r>
+        <w:rPr>
+          <w:sz w:val="28"/>
+          <w:szCs w:val="28"/>
+        </w:rPr>
+        <w:t>затраты сервера</w:t>
+      </w:r>
+      <w:r>
+        <w:rPr>
+          <w:sz w:val="28"/>
+          <w:szCs w:val="28"/>
+        </w:rPr>
+        <w:t>;</w:t>
+      </w:r>
+    </w:p>
+    <w:p>
+      <w:pPr>
+        <w:pStyle w:val="a5"/>
+        <w:numPr>
+          <w:ilvl w:val="0"/>
+          <w:numId w:val="33"/>
+        </w:numPr>
+        <w:spacing w:line="360" w:lineRule="auto"/>
+        <w:jc w:val="both"/>
+        <w:rPr>
+          <w:sz w:val="28"/>
+          <w:szCs w:val="28"/>
+        </w:rPr>
+      </w:pPr>
+      <w:r>
+        <w:rPr>
+          <w:sz w:val="28"/>
+          <w:szCs w:val="28"/>
+        </w:rPr>
+        <w:t>на 2</w:t>
+      </w:r>
+      <w:r>
+        <w:rPr>
+          <w:sz w:val="28"/>
+          <w:szCs w:val="28"/>
+          <w:lang w:val="en-US"/>
+        </w:rPr>
+        <w:t xml:space="preserve">% </w:t>
+      </w:r>
+      <w:r>
+        <w:rPr>
+          <w:sz w:val="28"/>
+          <w:szCs w:val="28"/>
+        </w:rPr>
+        <w:t>уменьшились трудозатраты сервера</w:t>
+      </w:r>
+      <w:r>
+        <w:rPr>
+          <w:sz w:val="28"/>
+          <w:szCs w:val="28"/>
+          <w:lang w:val="en-US"/>
+        </w:rPr>
+        <w:t>;</w:t>
+      </w:r>
+    </w:p>
+    <w:p>
+      <w:pPr>
+        <w:pStyle w:val="a5"/>
+        <w:numPr>
+          <w:ilvl w:val="0"/>
+          <w:numId w:val="33"/>
+        </w:numPr>
+        <w:spacing w:line="360" w:lineRule="auto"/>
+        <w:jc w:val="both"/>
+        <w:rPr>
+          <w:sz w:val="28"/>
+          <w:szCs w:val="28"/>
+        </w:rPr>
+      </w:pPr>
+      <w:r>
+        <w:rPr>
+          <w:sz w:val="28"/>
+          <w:szCs w:val="28"/>
+        </w:rPr>
+        <w:t>на 1% увеличились затраты групп “Анализ данных” и “Документация”;</w:t>
       </w:r>
     </w:p>
     <w:p>
@@ -6364,7 +6563,6 @@
           <w:sz w:val="32"/>
           <w:szCs w:val="32"/>
         </w:rPr>
-        <w:lastRenderedPageBreak/>
         <w:t>Выводы</w:t>
       </w:r>
     </w:p>
@@ -6469,7 +6667,23 @@
           <w:sz w:val="28"/>
           <w:szCs w:val="28"/>
         </w:rPr>
-        <w:t>удалось сократить бюджет проекта до 49090</w:t>
+        <w:t xml:space="preserve">удалось сократить бюджет проекта до </w:t>
+      </w:r>
+      <w:r>
+        <w:rPr>
+          <w:iCs/>
+          <w:sz w:val="28"/>
+          <w:szCs w:val="28"/>
+        </w:rPr>
+        <w:t>4</w:t>
+      </w:r>
+      <w:r>
+        <w:rPr>
+          <w:iCs/>
+          <w:sz w:val="28"/>
+          <w:szCs w:val="28"/>
+        </w:rPr>
+        <w:t>8647</w:t>
       </w:r>
       <w:r>
         <w:rPr>
@@ -6485,7 +6699,15 @@
           <w:sz w:val="28"/>
           <w:szCs w:val="28"/>
         </w:rPr>
-        <w:t>48 рублей</w:t>
+        <w:t>21</w:t>
+      </w:r>
+      <w:r>
+        <w:rPr>
+          <w:iCs/>
+          <w:sz w:val="28"/>
+          <w:szCs w:val="28"/>
+        </w:rPr>
+        <w:t xml:space="preserve"> рублей</w:t>
       </w:r>
       <w:r>
         <w:rPr>
@@ -6509,7 +6731,23 @@
           <w:sz w:val="28"/>
           <w:szCs w:val="28"/>
         </w:rPr>
-        <w:t>29.0</w:t>
+        <w:t>2</w:t>
+      </w:r>
+      <w:r>
+        <w:rPr>
+          <w:iCs/>
+          <w:sz w:val="28"/>
+          <w:szCs w:val="28"/>
+        </w:rPr>
+        <w:t>2</w:t>
+      </w:r>
+      <w:r>
+        <w:rPr>
+          <w:iCs/>
+          <w:sz w:val="28"/>
+          <w:szCs w:val="28"/>
+        </w:rPr>
+        <w:t>.0</w:t>
       </w:r>
       <w:r>
         <w:rPr>
@@ -6535,42 +6773,6 @@
         </w:rPr>
         <w:t>.</w:t>
       </w:r>
-    </w:p>
-    <w:p>
-      <w:pPr>
-        <w:spacing w:line="360" w:lineRule="auto"/>
-        <w:rPr>
-          <w:b/>
-          <w:bCs/>
-          <w:iCs/>
-          <w:sz w:val="32"/>
-          <w:szCs w:val="32"/>
-        </w:rPr>
-      </w:pPr>
-    </w:p>
-    <w:p>
-      <w:pPr>
-        <w:spacing w:line="360" w:lineRule="auto"/>
-        <w:rPr>
-          <w:b/>
-          <w:bCs/>
-          <w:iCs/>
-          <w:sz w:val="28"/>
-          <w:szCs w:val="28"/>
-        </w:rPr>
-      </w:pPr>
-    </w:p>
-    <w:p>
-      <w:pPr>
-        <w:spacing w:line="360" w:lineRule="auto"/>
-        <w:rPr>
-          <w:b/>
-          <w:bCs/>
-          <w:iCs/>
-          <w:sz w:val="28"/>
-          <w:szCs w:val="28"/>
-        </w:rPr>
-      </w:pPr>
     </w:p>
     <w:p>
       <w:pPr>
